--- a/templates/AR/BAHRAIN/POA_DM.docx
+++ b/templates/AR/BAHRAIN/POA_DM.docx
@@ -183,16 +183,36 @@
           <w:sz w:val="24"/>
           <w:szCs w:val="24"/>
         </w:rPr>
-        <w:t xml:space="preserve">M/s </w:t>
-      </w:r>
-      <w:r>
-        <w:rPr>
-          <w:rFonts w:ascii="Times New Roman" w:hAnsi="Times New Roman" w:cs="Times New Roman"/>
-          <w:b/>
-          <w:sz w:val="24"/>
-          <w:szCs w:val="24"/>
-        </w:rPr>
-        <w:t xml:space="preserve"> AR INTERNATIONAL</w:t>
+        <w:t>M/</w:t>
+      </w:r>
+      <w:proofErr w:type="gramStart"/>
+      <w:r>
+        <w:rPr>
+          <w:rFonts w:ascii="Times New Roman" w:hAnsi="Times New Roman" w:cs="Times New Roman"/>
+          <w:b/>
+          <w:sz w:val="24"/>
+          <w:szCs w:val="24"/>
+        </w:rPr>
+        <w:t xml:space="preserve">s </w:t>
+      </w:r>
+      <w:r>
+        <w:rPr>
+          <w:rFonts w:ascii="Times New Roman" w:hAnsi="Times New Roman" w:cs="Times New Roman"/>
+          <w:b/>
+          <w:sz w:val="24"/>
+          <w:szCs w:val="24"/>
+        </w:rPr>
+        <w:t xml:space="preserve"> AR</w:t>
+      </w:r>
+      <w:proofErr w:type="gramEnd"/>
+      <w:r>
+        <w:rPr>
+          <w:rFonts w:ascii="Times New Roman" w:hAnsi="Times New Roman" w:cs="Times New Roman"/>
+          <w:b/>
+          <w:sz w:val="24"/>
+          <w:szCs w:val="24"/>
+        </w:rPr>
+        <w:t xml:space="preserve"> INTERNATIONAL</w:t>
       </w:r>
     </w:p>
     <w:p>
@@ -363,6 +383,7 @@
                 <w:szCs w:val="24"/>
               </w:rPr>
             </w:pPr>
+            <w:proofErr w:type="gramStart"/>
             <w:r>
               <w:rPr>
                 <w:rFonts w:ascii="Times New Roman" w:hAnsi="Times New Roman" w:cs="Times New Roman"/>
@@ -388,7 +409,17 @@
                 <w:sz w:val="24"/>
                 <w:szCs w:val="24"/>
               </w:rPr>
-              <w:t>.No.</w:t>
+              <w:t>.</w:t>
+            </w:r>
+            <w:proofErr w:type="gramEnd"/>
+            <w:r>
+              <w:rPr>
+                <w:rFonts w:ascii="Times New Roman" w:hAnsi="Times New Roman" w:cs="Times New Roman"/>
+                <w:b/>
+                <w:sz w:val="24"/>
+                <w:szCs w:val="24"/>
+              </w:rPr>
+              <w:t>No.</w:t>
             </w:r>
           </w:p>
         </w:tc>
@@ -1188,15 +1219,33 @@
           <w:sz w:val="24"/>
           <w:szCs w:val="24"/>
         </w:rPr>
-        <w:t xml:space="preserve">           </w:t>
-      </w:r>
-      <w:r>
-        <w:rPr>
-          <w:rFonts w:ascii="Times New Roman" w:hAnsi="Times New Roman" w:cs="Times New Roman"/>
-          <w:sz w:val="24"/>
-          <w:szCs w:val="24"/>
-        </w:rPr>
-        <w:t xml:space="preserve">: </w:t>
+        <w:t xml:space="preserve">         </w:t>
+      </w:r>
+      <w:proofErr w:type="gramStart"/>
+      <w:r>
+        <w:rPr>
+          <w:rFonts w:ascii="Times New Roman" w:hAnsi="Times New Roman" w:cs="Times New Roman"/>
+          <w:sz w:val="24"/>
+          <w:szCs w:val="24"/>
+        </w:rPr>
+        <w:t xml:space="preserve">  </w:t>
+      </w:r>
+      <w:r>
+        <w:rPr>
+          <w:rFonts w:ascii="Times New Roman" w:hAnsi="Times New Roman" w:cs="Times New Roman"/>
+          <w:sz w:val="24"/>
+          <w:szCs w:val="24"/>
+        </w:rPr>
+        <w:t>:</w:t>
+      </w:r>
+      <w:proofErr w:type="gramEnd"/>
+      <w:r>
+        <w:rPr>
+          <w:rFonts w:ascii="Times New Roman" w:hAnsi="Times New Roman" w:cs="Times New Roman"/>
+          <w:sz w:val="24"/>
+          <w:szCs w:val="24"/>
+        </w:rPr>
+        <w:t xml:space="preserve"> </w:t>
       </w:r>
       <w:r>
         <w:rPr>
@@ -1417,26 +1466,89 @@
           <w:szCs w:val="24"/>
         </w:rPr>
       </w:pPr>
-    </w:p>
-    <w:p>
-      <w:pPr>
-        <w:pStyle w:val="NoSpacing"/>
-        <w:jc w:val="both"/>
-        <w:rPr>
-          <w:rFonts w:ascii="Times New Roman" w:hAnsi="Times New Roman" w:cs="Times New Roman"/>
-          <w:sz w:val="24"/>
-          <w:szCs w:val="24"/>
-        </w:rPr>
-      </w:pPr>
-      <w:r>
-        <w:rPr>
-          <w:rFonts w:ascii="Times New Roman" w:hAnsi="Times New Roman" w:cs="Times New Roman"/>
+      <w:r>
+        <w:rPr>
+          <w:rFonts w:ascii="Times New Roman" w:hAnsi="Times New Roman" w:cs="Times New Roman"/>
+          <w:b/>
           <w:noProof/>
           <w:sz w:val="24"/>
           <w:szCs w:val="24"/>
         </w:rPr>
+        <w:pict w14:anchorId="174E44D0">
+          <v:rect id="_x0000_s1027" style="position:absolute;left:0;text-align:left;margin-left:73.05pt;margin-top:12.1pt;width:116.25pt;height:66.75pt;z-index:251671552;mso-position-horizontal-relative:text;mso-position-vertical-relative:text" fillcolor="#4472c4 [3204]" stroked="f">
+            <v:textbox style="mso-next-textbox:#_x0000_s1027">
+              <w:txbxContent>
+                <w:p>
+                  <w:pPr>
+                    <w:rPr>
+                      <w:lang w:val="en-IN"/>
+                    </w:rPr>
+                  </w:pPr>
+                  <w:r>
+                    <w:rPr>
+                      <w:lang w:val="en-IN"/>
+                    </w:rPr>
+                    <w:t>{{SPONSOR_SIGNATURE}}</w:t>
+                  </w:r>
+                </w:p>
+                <w:p/>
+              </w:txbxContent>
+            </v:textbox>
+          </v:rect>
+        </w:pict>
+      </w:r>
+      <w:r>
+        <w:rPr>
+          <w:rFonts w:ascii="Times New Roman" w:hAnsi="Times New Roman" w:cs="Times New Roman"/>
+          <w:b/>
+          <w:noProof/>
+          <w:sz w:val="24"/>
+          <w:szCs w:val="24"/>
+        </w:rPr>
+        <w:pict w14:anchorId="66949239">
+          <v:rect id="_x0000_s1026" style="position:absolute;left:0;text-align:left;margin-left:68.75pt;margin-top:8.05pt;width:125.95pt;height:74.85pt;z-index:251670528;mso-position-horizontal-relative:text;mso-position-vertical-relative:text">
+            <v:textbox style="mso-next-textbox:#_x0000_s1026">
+              <w:txbxContent>
+                <w:p>
+                  <w:pPr>
+                    <w:rPr>
+                      <w:lang w:val="en-IN"/>
+                    </w:rPr>
+                  </w:pPr>
+                  <w:proofErr w:type="spellStart"/>
+                  <w:r>
+                    <w:rPr>
+                      <w:lang w:val="en-IN"/>
+                    </w:rPr>
+                    <w:t>BoarderBoX</w:t>
+                  </w:r>
+                  <w:proofErr w:type="spellEnd"/>
+                </w:p>
+              </w:txbxContent>
+            </v:textbox>
+          </v:rect>
+        </w:pict>
+      </w:r>
+    </w:p>
+    <w:p>
+      <w:pPr>
+        <w:pStyle w:val="NoSpacing"/>
+        <w:jc w:val="both"/>
+        <w:rPr>
+          <w:rFonts w:ascii="Times New Roman" w:hAnsi="Times New Roman" w:cs="Times New Roman"/>
+          <w:sz w:val="24"/>
+          <w:szCs w:val="24"/>
+        </w:rPr>
+      </w:pPr>
+      <w:r>
+        <w:rPr>
+          <w:rFonts w:ascii="Times New Roman" w:hAnsi="Times New Roman" w:cs="Times New Roman"/>
+          <w:noProof/>
+          <w:sz w:val="24"/>
+          <w:szCs w:val="24"/>
+        </w:rPr>
         <w:drawing>
-          <wp:anchor distT="0" distB="0" distL="114300" distR="114300" simplePos="0" relativeHeight="251669504" behindDoc="0" locked="0" layoutInCell="1" allowOverlap="1" wp14:anchorId="67800E19" wp14:editId="52D78048">
+          <wp:anchor distT="0" distB="0" distL="114300" distR="114300" simplePos="0" relativeHeight="251659776" behindDoc="0" locked="0" layoutInCell="1" allowOverlap="1" wp14:anchorId="67800E19" wp14:editId="52D78048">
             <wp:simplePos x="0" y="0"/>
             <wp:positionH relativeFrom="column">
               <wp:posOffset>3267075</wp:posOffset>
@@ -1537,7 +1649,7 @@
           <w:szCs w:val="24"/>
         </w:rPr>
         <w:drawing>
-          <wp:anchor distT="0" distB="0" distL="114300" distR="114300" simplePos="0" relativeHeight="251666432" behindDoc="0" locked="0" layoutInCell="1" allowOverlap="1" wp14:anchorId="42CEAF14" wp14:editId="379EEE82">
+          <wp:anchor distT="0" distB="0" distL="114300" distR="114300" simplePos="0" relativeHeight="251657728" behindDoc="0" locked="0" layoutInCell="1" allowOverlap="1" wp14:anchorId="42CEAF14" wp14:editId="379EEE82">
             <wp:simplePos x="0" y="0"/>
             <wp:positionH relativeFrom="column">
               <wp:posOffset>3472815</wp:posOffset>
@@ -1973,7 +2085,16 @@
           <w:sz w:val="24"/>
           <w:szCs w:val="24"/>
         </w:rPr>
-        <w:t xml:space="preserve">Know all men these presents that </w:t>
+        <w:t xml:space="preserve">Know all men these presents </w:t>
+      </w:r>
+      <w:proofErr w:type="gramStart"/>
+      <w:r>
+        <w:rPr>
+          <w:rFonts w:ascii="Times New Roman" w:hAnsi="Times New Roman" w:cs="Times New Roman"/>
+          <w:sz w:val="24"/>
+          <w:szCs w:val="24"/>
+        </w:rPr>
+        <w:t xml:space="preserve">that </w:t>
       </w:r>
       <w:r>
         <w:rPr>
@@ -1990,271 +2111,302 @@
           <w:bCs/>
           <w:color w:val="000000" w:themeColor="text1"/>
         </w:rPr>
-        <w:t>{{SPNAME}}</w:t>
-      </w:r>
-      <w:r>
-        <w:rPr>
-          <w:rFonts w:ascii="Times New Roman" w:hAnsi="Times New Roman" w:cs="Times New Roman"/>
-          <w:sz w:val="24"/>
-          <w:szCs w:val="24"/>
-        </w:rPr>
-        <w:t xml:space="preserve">, </w:t>
-      </w:r>
-      <w:r>
-        <w:rPr>
-          <w:rFonts w:ascii="Times New Roman" w:hAnsi="Times New Roman" w:cs="Times New Roman"/>
-          <w:sz w:val="24"/>
-          <w:szCs w:val="24"/>
-        </w:rPr>
-        <w:t>Bahrain</w:t>
-      </w:r>
-      <w:r>
-        <w:rPr>
-          <w:rFonts w:ascii="Times New Roman" w:hAnsi="Times New Roman" w:cs="Times New Roman"/>
-          <w:b/>
-          <w:sz w:val="24"/>
-          <w:szCs w:val="24"/>
-        </w:rPr>
-        <w:t>.</w:t>
-      </w:r>
-      <w:r>
-        <w:rPr>
-          <w:rFonts w:ascii="Times New Roman" w:hAnsi="Times New Roman" w:cs="Times New Roman"/>
-          <w:b/>
-          <w:sz w:val="24"/>
-          <w:szCs w:val="24"/>
-        </w:rPr>
-        <w:t xml:space="preserve"> </w:t>
-      </w:r>
-      <w:r>
-        <w:rPr>
-          <w:rFonts w:ascii="Times New Roman" w:hAnsi="Times New Roman" w:cs="Times New Roman"/>
-          <w:sz w:val="24"/>
-          <w:szCs w:val="24"/>
-        </w:rPr>
-        <w:t xml:space="preserve">Under the law of </w:t>
-      </w:r>
-      <w:r>
-        <w:rPr>
-          <w:rFonts w:ascii="Times New Roman" w:hAnsi="Times New Roman" w:cs="Times New Roman"/>
-          <w:sz w:val="24"/>
-          <w:szCs w:val="24"/>
-        </w:rPr>
-        <w:t>Bahrain</w:t>
-      </w:r>
-      <w:r>
-        <w:rPr>
-          <w:rFonts w:ascii="Times New Roman" w:hAnsi="Times New Roman" w:cs="Times New Roman"/>
-          <w:sz w:val="24"/>
-          <w:szCs w:val="24"/>
-        </w:rPr>
-        <w:t xml:space="preserve"> </w:t>
-      </w:r>
-      <w:r>
-        <w:rPr>
-          <w:rFonts w:ascii="Times New Roman" w:hAnsi="Times New Roman" w:cs="Times New Roman"/>
-          <w:sz w:val="24"/>
-          <w:szCs w:val="24"/>
-        </w:rPr>
-        <w:t xml:space="preserve">do hereby appoint </w:t>
-      </w:r>
-      <w:r>
-        <w:rPr>
-          <w:rFonts w:ascii="Times New Roman" w:hAnsi="Times New Roman" w:cs="Times New Roman"/>
-          <w:b/>
-          <w:sz w:val="24"/>
-          <w:szCs w:val="24"/>
-        </w:rPr>
-        <w:t xml:space="preserve">M/s </w:t>
-      </w:r>
-      <w:r>
-        <w:rPr>
-          <w:rFonts w:ascii="Times New Roman" w:hAnsi="Times New Roman" w:cs="Times New Roman"/>
-          <w:b/>
-          <w:sz w:val="24"/>
-          <w:szCs w:val="24"/>
-        </w:rPr>
-        <w:t>AR INTERNATIONAL</w:t>
-      </w:r>
-      <w:r>
-        <w:rPr>
-          <w:rFonts w:ascii="Times New Roman" w:hAnsi="Times New Roman" w:cs="Times New Roman"/>
-          <w:sz w:val="24"/>
-          <w:szCs w:val="24"/>
-        </w:rPr>
-        <w:t xml:space="preserve">, </w:t>
-      </w:r>
-      <w:r>
-        <w:t xml:space="preserve">G-24, Thapar </w:t>
-      </w:r>
-      <w:proofErr w:type="spellStart"/>
-      <w:r>
-        <w:t>Chembers</w:t>
-      </w:r>
-      <w:proofErr w:type="spellEnd"/>
-      <w:r>
-        <w:t xml:space="preserve">-II Opp. Kalindi Colony Ring Road New Delhi 110014 </w:t>
-      </w:r>
-      <w:r>
-        <w:rPr>
-          <w:rFonts w:ascii="Times New Roman" w:hAnsi="Times New Roman" w:cs="Times New Roman"/>
-          <w:b/>
-          <w:sz w:val="24"/>
-          <w:szCs w:val="24"/>
-        </w:rPr>
-        <w:t>India</w:t>
-      </w:r>
-      <w:r>
-        <w:rPr>
-          <w:rFonts w:ascii="Times New Roman" w:hAnsi="Times New Roman" w:cs="Times New Roman"/>
-          <w:b/>
-          <w:sz w:val="24"/>
-          <w:szCs w:val="24"/>
-        </w:rPr>
-        <w:t>,</w:t>
-      </w:r>
-      <w:r>
-        <w:rPr>
-          <w:rFonts w:ascii="Times New Roman" w:hAnsi="Times New Roman" w:cs="Times New Roman"/>
-          <w:sz w:val="24"/>
-          <w:szCs w:val="24"/>
-        </w:rPr>
-        <w:t xml:space="preserve"> approved by the Government</w:t>
-      </w:r>
-      <w:r>
-        <w:rPr>
-          <w:rFonts w:ascii="Times New Roman" w:hAnsi="Times New Roman" w:cs="Times New Roman"/>
-          <w:sz w:val="24"/>
-          <w:szCs w:val="24"/>
-        </w:rPr>
-        <w:t xml:space="preserve"> </w:t>
-      </w:r>
-      <w:r>
-        <w:rPr>
-          <w:rFonts w:ascii="Times New Roman" w:hAnsi="Times New Roman" w:cs="Times New Roman"/>
-          <w:sz w:val="24"/>
-          <w:szCs w:val="24"/>
-        </w:rPr>
-        <w:t>of</w:t>
-      </w:r>
-      <w:r>
-        <w:rPr>
-          <w:rFonts w:ascii="Times New Roman" w:hAnsi="Times New Roman" w:cs="Times New Roman"/>
-          <w:sz w:val="24"/>
-          <w:szCs w:val="24"/>
-        </w:rPr>
-        <w:t xml:space="preserve"> </w:t>
-      </w:r>
-      <w:r>
-        <w:rPr>
-          <w:rFonts w:ascii="Times New Roman" w:hAnsi="Times New Roman" w:cs="Times New Roman"/>
-          <w:sz w:val="24"/>
-          <w:szCs w:val="24"/>
-        </w:rPr>
-        <w:t xml:space="preserve">India, Ministry of </w:t>
-      </w:r>
-      <w:proofErr w:type="spellStart"/>
-      <w:r>
-        <w:rPr>
-          <w:rFonts w:ascii="Times New Roman" w:hAnsi="Times New Roman" w:cs="Times New Roman"/>
-          <w:sz w:val="24"/>
-          <w:szCs w:val="24"/>
-        </w:rPr>
-        <w:t>Labour</w:t>
-      </w:r>
-      <w:proofErr w:type="spellEnd"/>
-      <w:r>
-        <w:rPr>
-          <w:rFonts w:ascii="Times New Roman" w:hAnsi="Times New Roman" w:cs="Times New Roman"/>
-          <w:sz w:val="24"/>
-          <w:szCs w:val="24"/>
-        </w:rPr>
-        <w:t xml:space="preserve">, Registration No. </w:t>
-      </w:r>
-      <w:r>
-        <w:t>B-3065/ASM/PER/1000+/5/11080/2025</w:t>
-      </w:r>
-      <w:r>
-        <w:t xml:space="preserve"> </w:t>
-      </w:r>
-      <w:r>
-        <w:rPr>
-          <w:rFonts w:ascii="Times New Roman" w:hAnsi="Times New Roman" w:cs="Times New Roman"/>
-          <w:sz w:val="24"/>
-          <w:szCs w:val="24"/>
-        </w:rPr>
-        <w:t>to be one of our true and lawful attorney and agents in India to handling all affairs with the Protector of Emigrants, Government of India to sign all required documents, agreements, contract by said office in connection with persons against visas as per list attached for employment with us and to arrange all matters relating their Emigration etc. in conn</w:t>
-      </w:r>
-      <w:r>
-        <w:rPr>
-          <w:rFonts w:ascii="Times New Roman" w:hAnsi="Times New Roman" w:cs="Times New Roman"/>
-          <w:sz w:val="24"/>
-          <w:szCs w:val="24"/>
-        </w:rPr>
-        <w:t xml:space="preserve">ection with the recruitment of </w:t>
-      </w:r>
-      <w:r>
-        <w:rPr>
-          <w:rFonts w:ascii="Times New Roman" w:hAnsi="Times New Roman" w:cs="Times New Roman"/>
-          <w:sz w:val="24"/>
-          <w:szCs w:val="24"/>
-        </w:rPr>
-        <w:t>Indian workers.</w:t>
-      </w:r>
-    </w:p>
-    <w:p>
-      <w:pPr>
-        <w:jc w:val="both"/>
-        <w:rPr>
-          <w:rFonts w:ascii="Times New Roman" w:hAnsi="Times New Roman" w:cs="Times New Roman"/>
-          <w:sz w:val="24"/>
-          <w:szCs w:val="24"/>
-        </w:rPr>
-      </w:pPr>
-    </w:p>
-    <w:p>
-      <w:pPr>
-        <w:jc w:val="both"/>
-        <w:rPr>
-          <w:rFonts w:ascii="Times New Roman" w:hAnsi="Times New Roman" w:cs="Times New Roman"/>
-          <w:sz w:val="24"/>
-          <w:szCs w:val="24"/>
-        </w:rPr>
-      </w:pPr>
-      <w:r>
-        <w:rPr>
-          <w:rFonts w:ascii="Times New Roman" w:hAnsi="Times New Roman" w:cs="Times New Roman"/>
-          <w:sz w:val="24"/>
-          <w:szCs w:val="24"/>
-        </w:rPr>
-        <w:t>IN WITNESS WHREOF we have executed this Power of Attorney on this</w:t>
-      </w:r>
-      <w:r>
-        <w:rPr>
-          <w:rFonts w:ascii="Times New Roman" w:hAnsi="Times New Roman" w:cs="Times New Roman"/>
-          <w:sz w:val="24"/>
-          <w:szCs w:val="24"/>
-        </w:rPr>
-        <w:t xml:space="preserve"> </w:t>
-      </w:r>
-      <w:r>
-        <w:rPr>
-          <w:rFonts w:ascii="Times New Roman" w:hAnsi="Times New Roman" w:cs="Times New Roman"/>
-          <w:sz w:val="24"/>
-          <w:szCs w:val="24"/>
-        </w:rPr>
-        <w:t xml:space="preserve"> </w:t>
-      </w:r>
-      <w:r>
-        <w:rPr>
-          <w:rFonts w:ascii="Times New Roman" w:hAnsi="Times New Roman" w:cs="Times New Roman"/>
+        <w:t>{</w:t>
+      </w:r>
+      <w:proofErr w:type="gramEnd"/>
+      <w:r>
+        <w:rPr>
+          <w:rFonts w:ascii="Calibri" w:hAnsi="Calibri" w:cs="Calibri"/>
           <w:b/>
           <w:bCs/>
           <w:color w:val="000000" w:themeColor="text1"/>
-          <w:sz w:val="24"/>
-          <w:szCs w:val="24"/>
-        </w:rPr>
-        <w:t>{{VISAISSUEDATE}}</w:t>
+        </w:rPr>
+        <w:t>{SPNAME}}</w:t>
+      </w:r>
+      <w:r>
+        <w:rPr>
+          <w:rFonts w:ascii="Times New Roman" w:hAnsi="Times New Roman" w:cs="Times New Roman"/>
+          <w:sz w:val="24"/>
+          <w:szCs w:val="24"/>
+        </w:rPr>
+        <w:t xml:space="preserve">, </w:t>
+      </w:r>
+      <w:r>
+        <w:rPr>
+          <w:rFonts w:ascii="Times New Roman" w:hAnsi="Times New Roman" w:cs="Times New Roman"/>
+          <w:sz w:val="24"/>
+          <w:szCs w:val="24"/>
+        </w:rPr>
+        <w:t>Bahrain</w:t>
+      </w:r>
+      <w:r>
+        <w:rPr>
+          <w:rFonts w:ascii="Times New Roman" w:hAnsi="Times New Roman" w:cs="Times New Roman"/>
+          <w:b/>
+          <w:sz w:val="24"/>
+          <w:szCs w:val="24"/>
+        </w:rPr>
+        <w:t>.</w:t>
+      </w:r>
+      <w:r>
+        <w:rPr>
+          <w:rFonts w:ascii="Times New Roman" w:hAnsi="Times New Roman" w:cs="Times New Roman"/>
+          <w:b/>
+          <w:sz w:val="24"/>
+          <w:szCs w:val="24"/>
+        </w:rPr>
+        <w:t xml:space="preserve"> </w:t>
+      </w:r>
+      <w:r>
+        <w:rPr>
+          <w:rFonts w:ascii="Times New Roman" w:hAnsi="Times New Roman" w:cs="Times New Roman"/>
+          <w:sz w:val="24"/>
+          <w:szCs w:val="24"/>
+        </w:rPr>
+        <w:t xml:space="preserve">Under the law of </w:t>
+      </w:r>
+      <w:r>
+        <w:rPr>
+          <w:rFonts w:ascii="Times New Roman" w:hAnsi="Times New Roman" w:cs="Times New Roman"/>
+          <w:sz w:val="24"/>
+          <w:szCs w:val="24"/>
+        </w:rPr>
+        <w:t>Bahrain</w:t>
+      </w:r>
+      <w:r>
+        <w:rPr>
+          <w:rFonts w:ascii="Times New Roman" w:hAnsi="Times New Roman" w:cs="Times New Roman"/>
+          <w:sz w:val="24"/>
+          <w:szCs w:val="24"/>
+        </w:rPr>
+        <w:t xml:space="preserve"> </w:t>
+      </w:r>
+      <w:r>
+        <w:rPr>
+          <w:rFonts w:ascii="Times New Roman" w:hAnsi="Times New Roman" w:cs="Times New Roman"/>
+          <w:sz w:val="24"/>
+          <w:szCs w:val="24"/>
+        </w:rPr>
+        <w:t xml:space="preserve">do hereby appoint </w:t>
+      </w:r>
+      <w:r>
+        <w:rPr>
+          <w:rFonts w:ascii="Times New Roman" w:hAnsi="Times New Roman" w:cs="Times New Roman"/>
+          <w:b/>
+          <w:sz w:val="24"/>
+          <w:szCs w:val="24"/>
+        </w:rPr>
+        <w:t xml:space="preserve">M/s </w:t>
+      </w:r>
+      <w:r>
+        <w:rPr>
+          <w:rFonts w:ascii="Times New Roman" w:hAnsi="Times New Roman" w:cs="Times New Roman"/>
+          <w:b/>
+          <w:sz w:val="24"/>
+          <w:szCs w:val="24"/>
+        </w:rPr>
+        <w:t>AR INTERNATIONAL</w:t>
+      </w:r>
+      <w:r>
+        <w:rPr>
+          <w:rFonts w:ascii="Times New Roman" w:hAnsi="Times New Roman" w:cs="Times New Roman"/>
+          <w:sz w:val="24"/>
+          <w:szCs w:val="24"/>
+        </w:rPr>
+        <w:t xml:space="preserve">, </w:t>
+      </w:r>
+      <w:r>
+        <w:t xml:space="preserve">G-24, Thapar </w:t>
+      </w:r>
+      <w:proofErr w:type="spellStart"/>
+      <w:r>
+        <w:t>Chembers</w:t>
+      </w:r>
+      <w:proofErr w:type="spellEnd"/>
+      <w:r>
+        <w:t xml:space="preserve">-II Opp. Kalindi Colony Ring Road New Delhi 110014 </w:t>
+      </w:r>
+      <w:r>
+        <w:rPr>
+          <w:rFonts w:ascii="Times New Roman" w:hAnsi="Times New Roman" w:cs="Times New Roman"/>
+          <w:b/>
+          <w:sz w:val="24"/>
+          <w:szCs w:val="24"/>
+        </w:rPr>
+        <w:t>India</w:t>
+      </w:r>
+      <w:r>
+        <w:rPr>
+          <w:rFonts w:ascii="Times New Roman" w:hAnsi="Times New Roman" w:cs="Times New Roman"/>
+          <w:b/>
+          <w:sz w:val="24"/>
+          <w:szCs w:val="24"/>
+        </w:rPr>
+        <w:t>,</w:t>
+      </w:r>
+      <w:r>
+        <w:rPr>
+          <w:rFonts w:ascii="Times New Roman" w:hAnsi="Times New Roman" w:cs="Times New Roman"/>
+          <w:sz w:val="24"/>
+          <w:szCs w:val="24"/>
+        </w:rPr>
+        <w:t xml:space="preserve"> approved by the Government</w:t>
+      </w:r>
+      <w:r>
+        <w:rPr>
+          <w:rFonts w:ascii="Times New Roman" w:hAnsi="Times New Roman" w:cs="Times New Roman"/>
+          <w:sz w:val="24"/>
+          <w:szCs w:val="24"/>
+        </w:rPr>
+        <w:t xml:space="preserve"> </w:t>
+      </w:r>
+      <w:r>
+        <w:rPr>
+          <w:rFonts w:ascii="Times New Roman" w:hAnsi="Times New Roman" w:cs="Times New Roman"/>
+          <w:sz w:val="24"/>
+          <w:szCs w:val="24"/>
+        </w:rPr>
+        <w:t>of</w:t>
+      </w:r>
+      <w:r>
+        <w:rPr>
+          <w:rFonts w:ascii="Times New Roman" w:hAnsi="Times New Roman" w:cs="Times New Roman"/>
+          <w:sz w:val="24"/>
+          <w:szCs w:val="24"/>
+        </w:rPr>
+        <w:t xml:space="preserve"> </w:t>
+      </w:r>
+      <w:r>
+        <w:rPr>
+          <w:rFonts w:ascii="Times New Roman" w:hAnsi="Times New Roman" w:cs="Times New Roman"/>
+          <w:sz w:val="24"/>
+          <w:szCs w:val="24"/>
+        </w:rPr>
+        <w:t xml:space="preserve">India, Ministry of </w:t>
+      </w:r>
+      <w:proofErr w:type="spellStart"/>
+      <w:r>
+        <w:rPr>
+          <w:rFonts w:ascii="Times New Roman" w:hAnsi="Times New Roman" w:cs="Times New Roman"/>
+          <w:sz w:val="24"/>
+          <w:szCs w:val="24"/>
+        </w:rPr>
+        <w:t>Labour</w:t>
+      </w:r>
+      <w:proofErr w:type="spellEnd"/>
+      <w:r>
+        <w:rPr>
+          <w:rFonts w:ascii="Times New Roman" w:hAnsi="Times New Roman" w:cs="Times New Roman"/>
+          <w:sz w:val="24"/>
+          <w:szCs w:val="24"/>
+        </w:rPr>
+        <w:t xml:space="preserve">, Registration No. </w:t>
+      </w:r>
+      <w:r>
+        <w:t>B-3065/ASM/PER/1000+/5/11080/2025</w:t>
+      </w:r>
+      <w:r>
+        <w:t xml:space="preserve"> </w:t>
+      </w:r>
+      <w:r>
+        <w:rPr>
+          <w:rFonts w:ascii="Times New Roman" w:hAnsi="Times New Roman" w:cs="Times New Roman"/>
+          <w:sz w:val="24"/>
+          <w:szCs w:val="24"/>
+        </w:rPr>
+        <w:t>to be one of our true and lawful attorney and agents in India to handling all affairs with the Protector of Emigrants, Government of India to sign all required documents, agreements, contract by said office in connection with persons against visas as per list attached for employment with us and to arrange all matters relating their Emigration etc. in conn</w:t>
+      </w:r>
+      <w:r>
+        <w:rPr>
+          <w:rFonts w:ascii="Times New Roman" w:hAnsi="Times New Roman" w:cs="Times New Roman"/>
+          <w:sz w:val="24"/>
+          <w:szCs w:val="24"/>
+        </w:rPr>
+        <w:t xml:space="preserve">ection with the recruitment of </w:t>
+      </w:r>
+      <w:r>
+        <w:rPr>
+          <w:rFonts w:ascii="Times New Roman" w:hAnsi="Times New Roman" w:cs="Times New Roman"/>
+          <w:sz w:val="24"/>
+          <w:szCs w:val="24"/>
+        </w:rPr>
+        <w:t>Indian workers.</w:t>
+      </w:r>
+    </w:p>
+    <w:p>
+      <w:pPr>
+        <w:jc w:val="both"/>
+        <w:rPr>
+          <w:rFonts w:ascii="Times New Roman" w:hAnsi="Times New Roman" w:cs="Times New Roman"/>
+          <w:sz w:val="24"/>
+          <w:szCs w:val="24"/>
+        </w:rPr>
+      </w:pPr>
+    </w:p>
+    <w:p>
+      <w:pPr>
+        <w:jc w:val="both"/>
+        <w:rPr>
+          <w:rFonts w:ascii="Times New Roman" w:hAnsi="Times New Roman" w:cs="Times New Roman"/>
+          <w:sz w:val="24"/>
+          <w:szCs w:val="24"/>
+        </w:rPr>
+      </w:pPr>
+      <w:r>
+        <w:rPr>
+          <w:rFonts w:ascii="Times New Roman" w:hAnsi="Times New Roman" w:cs="Times New Roman"/>
+          <w:sz w:val="24"/>
+          <w:szCs w:val="24"/>
+        </w:rPr>
+        <w:t xml:space="preserve">IN WITNESS WHREOF we have executed this Power of Attorney on </w:t>
+      </w:r>
+      <w:proofErr w:type="gramStart"/>
+      <w:r>
+        <w:rPr>
+          <w:rFonts w:ascii="Times New Roman" w:hAnsi="Times New Roman" w:cs="Times New Roman"/>
+          <w:sz w:val="24"/>
+          <w:szCs w:val="24"/>
+        </w:rPr>
+        <w:t>this</w:t>
+      </w:r>
+      <w:r>
+        <w:rPr>
+          <w:rFonts w:ascii="Times New Roman" w:hAnsi="Times New Roman" w:cs="Times New Roman"/>
+          <w:sz w:val="24"/>
+          <w:szCs w:val="24"/>
+        </w:rPr>
+        <w:t xml:space="preserve"> </w:t>
+      </w:r>
+      <w:r>
+        <w:rPr>
+          <w:rFonts w:ascii="Times New Roman" w:hAnsi="Times New Roman" w:cs="Times New Roman"/>
+          <w:sz w:val="24"/>
+          <w:szCs w:val="24"/>
+        </w:rPr>
+        <w:t xml:space="preserve"> </w:t>
+      </w:r>
+      <w:r>
+        <w:rPr>
+          <w:rFonts w:ascii="Times New Roman" w:hAnsi="Times New Roman" w:cs="Times New Roman"/>
+          <w:b/>
+          <w:bCs/>
+          <w:color w:val="000000" w:themeColor="text1"/>
+          <w:sz w:val="24"/>
+          <w:szCs w:val="24"/>
+        </w:rPr>
+        <w:t>{</w:t>
+      </w:r>
+      <w:proofErr w:type="gramEnd"/>
+      <w:r>
+        <w:rPr>
+          <w:rFonts w:ascii="Times New Roman" w:hAnsi="Times New Roman" w:cs="Times New Roman"/>
+          <w:b/>
+          <w:bCs/>
+          <w:color w:val="000000" w:themeColor="text1"/>
+          <w:sz w:val="24"/>
+          <w:szCs w:val="24"/>
+        </w:rPr>
+        <w:t>{VISAISSUEDATE}}</w:t>
       </w:r>
     </w:p>
     <w:p>
@@ -2274,7 +2426,7 @@
           <w:szCs w:val="24"/>
         </w:rPr>
         <w:drawing>
-          <wp:anchor distT="0" distB="0" distL="114300" distR="114300" simplePos="0" relativeHeight="251659264" behindDoc="0" locked="0" layoutInCell="1" allowOverlap="1" wp14:anchorId="0B4A49A2" wp14:editId="086854C9">
+          <wp:anchor distT="0" distB="0" distL="114300" distR="114300" simplePos="0" relativeHeight="251655680" behindDoc="0" locked="0" layoutInCell="1" allowOverlap="1" wp14:anchorId="0B4A49A2" wp14:editId="086854C9">
             <wp:simplePos x="0" y="0"/>
             <wp:positionH relativeFrom="column">
               <wp:posOffset>3629025</wp:posOffset>
@@ -2362,8 +2514,69 @@
           <w:sz w:val="24"/>
           <w:szCs w:val="24"/>
         </w:rPr>
+        <w:pict w14:anchorId="174E44D0">
+          <v:rect id="_x0000_s1032" style="position:absolute;left:0;text-align:left;margin-left:14.25pt;margin-top:19.5pt;width:116.25pt;height:66.75pt;z-index:251673600;mso-position-horizontal-relative:text;mso-position-vertical-relative:text" fillcolor="#4472c4 [3204]" stroked="f">
+            <v:textbox style="mso-next-textbox:#_x0000_s1032">
+              <w:txbxContent>
+                <w:p>
+                  <w:pPr>
+                    <w:rPr>
+                      <w:lang w:val="en-IN"/>
+                    </w:rPr>
+                  </w:pPr>
+                  <w:r>
+                    <w:rPr>
+                      <w:lang w:val="en-IN"/>
+                    </w:rPr>
+                    <w:t>{{SPONSOR_SIGNATURE}}</w:t>
+                  </w:r>
+                </w:p>
+                <w:p/>
+              </w:txbxContent>
+            </v:textbox>
+          </v:rect>
+        </w:pict>
+      </w:r>
+      <w:r>
+        <w:rPr>
+          <w:rFonts w:ascii="Times New Roman" w:hAnsi="Times New Roman" w:cs="Times New Roman"/>
+          <w:noProof/>
+          <w:sz w:val="24"/>
+          <w:szCs w:val="24"/>
+        </w:rPr>
+        <w:pict w14:anchorId="66949239">
+          <v:rect id="_x0000_s1031" style="position:absolute;left:0;text-align:left;margin-left:9.95pt;margin-top:15.45pt;width:125.95pt;height:74.85pt;z-index:251672576;mso-position-horizontal-relative:text;mso-position-vertical-relative:text">
+            <v:textbox style="mso-next-textbox:#_x0000_s1031">
+              <w:txbxContent>
+                <w:p>
+                  <w:pPr>
+                    <w:rPr>
+                      <w:lang w:val="en-IN"/>
+                    </w:rPr>
+                  </w:pPr>
+                  <w:proofErr w:type="spellStart"/>
+                  <w:r>
+                    <w:rPr>
+                      <w:lang w:val="en-IN"/>
+                    </w:rPr>
+                    <w:t>BoarderBoX</w:t>
+                  </w:r>
+                  <w:proofErr w:type="spellEnd"/>
+                </w:p>
+              </w:txbxContent>
+            </v:textbox>
+          </v:rect>
+        </w:pict>
+      </w:r>
+      <w:r>
+        <w:rPr>
+          <w:rFonts w:ascii="Times New Roman" w:hAnsi="Times New Roman" w:cs="Times New Roman"/>
+          <w:noProof/>
+          <w:sz w:val="24"/>
+          <w:szCs w:val="24"/>
+        </w:rPr>
         <w:drawing>
-          <wp:anchor distT="0" distB="0" distL="114300" distR="114300" simplePos="0" relativeHeight="251654144" behindDoc="0" locked="0" layoutInCell="1" allowOverlap="1" wp14:anchorId="70EC12D6" wp14:editId="70B273FB">
+          <wp:anchor distT="0" distB="0" distL="114300" distR="114300" simplePos="0" relativeHeight="251658240" behindDoc="0" locked="0" layoutInCell="1" allowOverlap="1" wp14:anchorId="70EC12D6" wp14:editId="70B273FB">
             <wp:simplePos x="0" y="0"/>
             <wp:positionH relativeFrom="column">
               <wp:posOffset>3834765</wp:posOffset>
